--- a/docs/reports/27_TV1_LeTrongBao.docx
+++ b/docs/reports/27_TV1_LeTrongBao.docx
@@ -1400,7 +1400,7 @@
               <w:rPr>
                 <w:sz w:val="18"/>
               </w:rPr>
-              <w:t>Xuất hiện trước camera, giới thiệu họ tên, MSSV và phạm vi đã xác nhận. Hai trường còn trống phải điền trước khi quay.</w:t>
+              <w:t>Xuất hiện trước camera, giới thiệu họ tên, MSSV và phạm vi đã xác nhận.</w:t>
             </w:r>
           </w:p>
         </w:tc>
@@ -1633,7 +1633,7 @@
     </w:p>
     <w:p>
       <w:r>
-        <w:t>Bổ sung commit hoặc review thật tương ứng với phần việc đã thực hiện. Không chia tác giả giả hoặc tạo commit rỗng chỉ để làm bằng chứng. Video và phần tự chấm rubric là việc từng thành viên cần tự hoàn tất.</w:t>
+        <w:t>Bổ sung commit hoặc review thật tương ứng với phần việc đã thực hiện. Không chia tác giả giả hoặc tạo commit rỗng chỉ để làm bằng chứng. Rubric đã có điểm nhóm tự chấm 7,8/10; mỗi thành viên cần tự chuẩn bị phần giải thích và video.</w:t>
       </w:r>
     </w:p>
     <w:p>

--- a/docs/reports/27_TV1_LeTrongBao.docx
+++ b/docs/reports/27_TV1_LeTrongBao.docx
@@ -475,7 +475,7 @@
               <w:rPr>
                 <w:sz w:val="18"/>
               </w:rPr>
-              <w:t>Tích hợp và kiểm thử</w:t>
+              <w:t>Điều phối tích hợp và kiểm thử</w:t>
             </w:r>
           </w:p>
         </w:tc>
@@ -497,7 +497,7 @@
               <w:rPr>
                 <w:sz w:val="18"/>
               </w:rPr>
-              <w:t>Chuẩn bị cấu hình mẫu, schema, bộ seed demo; chạy verify và PostgreSQL acceptance. Đối chiếu snapshot số tiền với UI và phân biệt fake gateway với dịch vụ thật.</w:t>
+              <w:t>Trưởng nhóm chia việc theo đầu ra, theo dõi phụ thuộc và vướng mắc, thống nhất DTO/API, review phần giao nhau và kiểm tra bản bàn giao. Chuẩn bị cấu hình, demo và kế hoạch nghiệm thu; phân biệt mô phỏng với dịch vụ thật.</w:t>
             </w:r>
           </w:p>
         </w:tc>
@@ -930,12 +930,12 @@
         <w:pStyle w:val="Heading1"/>
       </w:pPr>
       <w:r>
-        <w:t>2 Sử dụng AI và tự kiểm chứng</w:t>
+        <w:t>2 Sử dụng AI trong phần việc</w:t>
       </w:r>
     </w:p>
     <w:p>
       <w:r>
-        <w:t>AI giúp liệt kê nhánh lỗi và phác thảo test. Phần quyết định vẫn là ranh giới transaction và trạng thái được phép đổi. Một ví dụ thực tế trong đợt rà soát là báo giá bị khác fingerprint do scale BigDecimal; cách sửa phải được kiểm tra lại trên PostgreSQL chứ không chỉ test bộ nhớ.</w:t>
+        <w:t>Các prompt dưới đây được biên soạn và tái dựng theo phạm vi phát triển của Góc Sách, không phải bản xuất lịch sử chat. Thành viên đối chiếu với công việc thực tế trước khi dùng làm minh chứng. URL viết dạng path sử dụng base http://localhost:8080.</w:t>
       </w:r>
     </w:p>
     <w:p>
@@ -943,17 +943,20 @@
         <w:pStyle w:val="Heading2"/>
       </w:pPr>
       <w:r>
-        <w:t>Ví dụ yêu cầu gửi cho AI đã biên soạn lại</w:t>
+        <w:t>B01 Lập kế hoạch và theo dõi tiến độ nhóm</w:t>
       </w:r>
     </w:p>
     <w:p>
       <w:r>
-        <w:t>Hãy thiết kế bộ ca kiểm thử checkout cho từng bản sách có tồn bằng một, gồm gửi lặp, hai người đặt cùng lúc và giá đổi sau báo giá. Nêu điều kiện transaction cần giữ.</w:t>
+        <w:t>Tôi là trưởng nhóm 27 làm Góc Sách, đề tài 14, với ba thành viên. Bảo phụ trách đơn hàng, thanh toán và tích hợp; Thành phụ trách tài khoản và trải nghiệm người mua; Khang phụ trách shop, kho và quản trị. Hãy đọc yêu cầu cùng source hiện có, chia công việc theo chức năng có thể demo độc lập. Với mỗi việc, ghi người phụ trách, đầu ra, phần phụ thuộc, cách nghiệm thu và vướng mắc. Phân biệt đã có code, đã test và đã chạy được trên môi trường demo; không tự đánh dấu hoàn thành. Từ kết quả kiểm tra tôi cung cấp, đề xuất thứ tự xử lý phần còn thiếu trước buổi báo cáo, ưu tiên luồng mua hàng xuyên suốt và giải thích lý do đổi thứ tự.</w:t>
       </w:r>
     </w:p>
     <w:p>
+      <w:pPr>
+        <w:spacing w:after="280"/>
+      </w:pPr>
       <w:r>
-        <w:t>Prompt ở đây diễn đạt lại mục tiêu kỹ thuật để người đọc hiểu cách sử dụng công cụ; không phải bản sao hội thoại hoặc bằng chứng thời điểm một thành viên đã thực hiện. Không ghi nhận kết quả kiểm thử khi chưa chạy và không dùng AI để dựng lịch sử đóng góp.</w:t>
+        <w:t>Đầu ra cần lấy: bảng công việc có bằng chứng và danh sách việc cần quyết định. Trưởng nhóm xác nhận lại với từng người; AI không tự suy tiến độ từ số lượng commit.</w:t>
       </w:r>
     </w:p>
     <w:p>
@@ -961,315 +964,143 @@
         <w:pStyle w:val="Heading2"/>
       </w:pPr>
       <w:r>
-        <w:t>Cách tiếp nhận kết quả</w:t>
+        <w:t>B02 Thống nhất API và tích hợp ba phần</w:t>
       </w:r>
     </w:p>
-    <w:tbl>
-      <w:tblPr>
-        <w:tblW w:type="auto" w:w="0"/>
-        <w:tblLayout w:type="fixed"/>
-        <w:tblLook w:firstColumn="1" w:firstRow="1" w:lastColumn="0" w:lastRow="0" w:noHBand="0" w:noVBand="1" w:val="04A0"/>
-      </w:tblPr>
-      <w:tblGrid>
-        <w:gridCol w:w="4819"/>
-        <w:gridCol w:w="4819"/>
-      </w:tblGrid>
-      <w:tr>
-        <w:trPr>
-          <w:tblHeader/>
-          <w:cantSplit/>
-        </w:trPr>
-        <w:tc>
-          <w:tcPr>
-            <w:tcW w:type="dxa" w:w="4819"/>
-            <w:tcBorders>
-              <w:top w:val="single" w:sz="4" w:color="D9D9D9"/>
-              <w:left w:val="single" w:sz="4" w:color="D9D9D9"/>
-              <w:bottom w:val="single" w:sz="4" w:color="D9D9D9"/>
-              <w:right w:val="single" w:sz="4" w:color="D9D9D9"/>
-            </w:tcBorders>
-            <w:shd w:fill="293D34"/>
-          </w:tcPr>
-          <w:p>
-            <w:pPr>
-              <w:spacing w:after="100" w:before="80"/>
-            </w:pPr>
-            <w:r>
-              <w:rPr>
-                <w:b/>
-                <w:color w:val="FFFFFF"/>
-                <w:sz w:val="18"/>
-              </w:rPr>
-              <w:t>Bước</w:t>
-            </w:r>
-          </w:p>
-        </w:tc>
-        <w:tc>
-          <w:tcPr>
-            <w:tcW w:type="dxa" w:w="4819"/>
-            <w:tcBorders>
-              <w:top w:val="single" w:sz="4" w:color="D9D9D9"/>
-              <w:left w:val="single" w:sz="4" w:color="D9D9D9"/>
-              <w:bottom w:val="single" w:sz="4" w:color="D9D9D9"/>
-              <w:right w:val="single" w:sz="4" w:color="D9D9D9"/>
-            </w:tcBorders>
-            <w:shd w:fill="293D34"/>
-          </w:tcPr>
-          <w:p>
-            <w:pPr>
-              <w:spacing w:after="100" w:before="80"/>
-            </w:pPr>
-            <w:r>
-              <w:rPr>
-                <w:b/>
-                <w:color w:val="FFFFFF"/>
-                <w:sz w:val="18"/>
-              </w:rPr>
-              <w:t>Hoạt động và nhánh xử lý</w:t>
-            </w:r>
-          </w:p>
-        </w:tc>
-      </w:tr>
-      <w:tr>
-        <w:trPr>
-          <w:cantSplit/>
-        </w:trPr>
-        <w:tc>
-          <w:tcPr>
-            <w:tcW w:type="dxa" w:w="4819"/>
-            <w:tcBorders>
-              <w:top w:val="single" w:sz="4" w:color="D9D9D9"/>
-              <w:left w:val="single" w:sz="4" w:color="D9D9D9"/>
-              <w:bottom w:val="single" w:sz="4" w:color="D9D9D9"/>
-              <w:right w:val="single" w:sz="4" w:color="D9D9D9"/>
-            </w:tcBorders>
-          </w:tcPr>
-          <w:p>
-            <w:pPr>
-              <w:spacing w:after="100" w:before="80"/>
-            </w:pPr>
-            <w:r>
-              <w:rPr>
-                <w:sz w:val="18"/>
-              </w:rPr>
-              <w:t>1</w:t>
-            </w:r>
-          </w:p>
-        </w:tc>
-        <w:tc>
-          <w:tcPr>
-            <w:tcW w:type="dxa" w:w="4819"/>
-            <w:tcBorders>
-              <w:top w:val="single" w:sz="4" w:color="D9D9D9"/>
-              <w:left w:val="single" w:sz="4" w:color="D9D9D9"/>
-              <w:bottom w:val="single" w:sz="4" w:color="D9D9D9"/>
-              <w:right w:val="single" w:sz="4" w:color="D9D9D9"/>
-            </w:tcBorders>
-          </w:tcPr>
-          <w:p>
-            <w:pPr>
-              <w:spacing w:after="100" w:before="80"/>
-            </w:pPr>
-            <w:r>
-              <w:rPr>
-                <w:sz w:val="18"/>
-              </w:rPr>
-              <w:t>Đưa bối cảnh và ràng buộc cụ thể, tránh yêu cầu tạo toàn bộ chức năng mà không có quy tắc.</w:t>
-            </w:r>
-          </w:p>
-        </w:tc>
-      </w:tr>
-      <w:tr>
-        <w:trPr>
-          <w:cantSplit/>
-        </w:trPr>
-        <w:tc>
-          <w:tcPr>
-            <w:tcW w:type="dxa" w:w="4819"/>
-            <w:tcBorders>
-              <w:top w:val="single" w:sz="4" w:color="D9D9D9"/>
-              <w:left w:val="single" w:sz="4" w:color="D9D9D9"/>
-              <w:bottom w:val="single" w:sz="4" w:color="D9D9D9"/>
-              <w:right w:val="single" w:sz="4" w:color="D9D9D9"/>
-            </w:tcBorders>
-          </w:tcPr>
-          <w:p>
-            <w:pPr>
-              <w:spacing w:after="100" w:before="80"/>
-            </w:pPr>
-            <w:r>
-              <w:rPr>
-                <w:sz w:val="18"/>
-              </w:rPr>
-              <w:t>2</w:t>
-            </w:r>
-          </w:p>
-        </w:tc>
-        <w:tc>
-          <w:tcPr>
-            <w:tcW w:type="dxa" w:w="4819"/>
-            <w:tcBorders>
-              <w:top w:val="single" w:sz="4" w:color="D9D9D9"/>
-              <w:left w:val="single" w:sz="4" w:color="D9D9D9"/>
-              <w:bottom w:val="single" w:sz="4" w:color="D9D9D9"/>
-              <w:right w:val="single" w:sz="4" w:color="D9D9D9"/>
-            </w:tcBorders>
-          </w:tcPr>
-          <w:p>
-            <w:pPr>
-              <w:spacing w:after="100" w:before="80"/>
-            </w:pPr>
-            <w:r>
-              <w:rPr>
-                <w:sz w:val="18"/>
-              </w:rPr>
-              <w:t>Đọc phương án, đối chiếu với entity, service và quyền hiện có; bỏ gợi ý trái nghiệp vụ.</w:t>
-            </w:r>
-          </w:p>
-        </w:tc>
-      </w:tr>
-      <w:tr>
-        <w:trPr>
-          <w:cantSplit/>
-        </w:trPr>
-        <w:tc>
-          <w:tcPr>
-            <w:tcW w:type="dxa" w:w="4819"/>
-            <w:tcBorders>
-              <w:top w:val="single" w:sz="4" w:color="D9D9D9"/>
-              <w:left w:val="single" w:sz="4" w:color="D9D9D9"/>
-              <w:bottom w:val="single" w:sz="4" w:color="D9D9D9"/>
-              <w:right w:val="single" w:sz="4" w:color="D9D9D9"/>
-            </w:tcBorders>
-          </w:tcPr>
-          <w:p>
-            <w:pPr>
-              <w:spacing w:after="100" w:before="80"/>
-            </w:pPr>
-            <w:r>
-              <w:rPr>
-                <w:sz w:val="18"/>
-              </w:rPr>
-              <w:t>3</w:t>
-            </w:r>
-          </w:p>
-        </w:tc>
-        <w:tc>
-          <w:tcPr>
-            <w:tcW w:type="dxa" w:w="4819"/>
-            <w:tcBorders>
-              <w:top w:val="single" w:sz="4" w:color="D9D9D9"/>
-              <w:left w:val="single" w:sz="4" w:color="D9D9D9"/>
-              <w:bottom w:val="single" w:sz="4" w:color="D9D9D9"/>
-              <w:right w:val="single" w:sz="4" w:color="D9D9D9"/>
-            </w:tcBorders>
-          </w:tcPr>
-          <w:p>
-            <w:pPr>
-              <w:spacing w:after="100" w:before="80"/>
-            </w:pPr>
-            <w:r>
-              <w:rPr>
-                <w:sz w:val="18"/>
-              </w:rPr>
-              <w:t>Tích hợp phần nhỏ, chạy test liên quan rồi chạy verify trước khi bàn giao.</w:t>
-            </w:r>
-          </w:p>
-        </w:tc>
-      </w:tr>
-      <w:tr>
-        <w:trPr>
-          <w:cantSplit/>
-        </w:trPr>
-        <w:tc>
-          <w:tcPr>
-            <w:tcW w:type="dxa" w:w="4819"/>
-            <w:tcBorders>
-              <w:top w:val="single" w:sz="4" w:color="D9D9D9"/>
-              <w:left w:val="single" w:sz="4" w:color="D9D9D9"/>
-              <w:bottom w:val="single" w:sz="4" w:color="D9D9D9"/>
-              <w:right w:val="single" w:sz="4" w:color="D9D9D9"/>
-            </w:tcBorders>
-          </w:tcPr>
-          <w:p>
-            <w:pPr>
-              <w:spacing w:after="100" w:before="80"/>
-            </w:pPr>
-            <w:r>
-              <w:rPr>
-                <w:sz w:val="18"/>
-              </w:rPr>
-              <w:t>4</w:t>
-            </w:r>
-          </w:p>
-        </w:tc>
-        <w:tc>
-          <w:tcPr>
-            <w:tcW w:type="dxa" w:w="4819"/>
-            <w:tcBorders>
-              <w:top w:val="single" w:sz="4" w:color="D9D9D9"/>
-              <w:left w:val="single" w:sz="4" w:color="D9D9D9"/>
-              <w:bottom w:val="single" w:sz="4" w:color="D9D9D9"/>
-              <w:right w:val="single" w:sz="4" w:color="D9D9D9"/>
-            </w:tcBorders>
-          </w:tcPr>
-          <w:p>
-            <w:pPr>
-              <w:spacing w:after="100" w:before="80"/>
-            </w:pPr>
-            <w:r>
-              <w:rPr>
-                <w:sz w:val="18"/>
-              </w:rPr>
-              <w:t>Mở giao diện, đối chiếu dữ liệu và ghi rõ giới hạn chưa được kiểm tra với dịch vụ thật.</w:t>
-            </w:r>
-          </w:p>
-        </w:tc>
-      </w:tr>
-    </w:tbl>
-    <w:p/>
     <w:p>
       <w:r>
-        <w:drawing>
-          <wp:inline xmlns:a="http://schemas.openxmlformats.org/drawingml/2006/main" xmlns:pic="http://schemas.openxmlformats.org/drawingml/2006/picture">
-            <wp:extent cx="6048000" cy="2870022"/>
-            <wp:docPr id="1" name="Picture 1"/>
-            <wp:cNvGraphicFramePr>
-              <a:graphicFrameLocks noChangeAspect="1"/>
-            </wp:cNvGraphicFramePr>
-            <a:graphic>
-              <a:graphicData uri="http://schemas.openxmlformats.org/drawingml/2006/picture">
-                <pic:pic>
-                  <pic:nvPicPr>
-                    <pic:cNvPr id="0" name="checkout.png"/>
-                    <pic:cNvPicPr/>
-                  </pic:nvPicPr>
-                  <pic:blipFill>
-                    <a:blip r:embed="rId11"/>
-                    <a:stretch>
-                      <a:fillRect/>
-                    </a:stretch>
-                  </pic:blipFill>
-                  <pic:spPr>
-                    <a:xfrm>
-                      <a:off x="0" y="0"/>
-                      <a:ext cx="6048000" cy="2870022"/>
-                    </a:xfrm>
-                    <a:prstGeom prst="rect"/>
-                  </pic:spPr>
-                </pic:pic>
-              </a:graphicData>
-            </a:graphic>
-          </wp:inline>
-        </w:drawing>
+        <w:t>Rà soát điểm nối giữa ba phần của Góc Sách: Thành bàn giao danh tính, địa chỉ và giỏ; Khang bàn giao bản sách, voucher và phí giao hàng; tôi nhận dữ liệu để báo giá và tạo đơn. Hãy đối chiếu controller, DTO và service, lập danh sách URL, method, body, quyền, phản hồi và trạng thái lỗi cho các điểm nối này. Phát hiện trường đặt tên khác nhau, kiểu tiền không thống nhất hoặc kiểm tra quyền bị bỏ qua. Đề xuất chỉnh sửa nhỏ nhất để tái sử dụng service hiện có. Sau đó viết ca kiểm thử tích hợp từ đăng nhập đến đặt đơn, gồm giỏ nhiều shop, địa chỉ khác chủ và bản sách vừa hết hàng. Đừng tạo endpoint mới nếu source đã có chức năng tương đương.</w:t>
       </w:r>
     </w:p>
     <w:p>
       <w:pPr>
-        <w:pStyle w:val="Caption"/>
+        <w:spacing w:after="280"/>
       </w:pPr>
       <w:r>
-        <w:t>Giao diện minh họa từ ứng dụng local dùng dữ liệu giả.</w:t>
+        <w:t>Đầu ra cần lấy: hợp đồng API và ca kiểm thử giao nhau giữa các phần. Bảo cùng Thành, Khang review DTO và quy tắc kho trước khi tích hợp.</w:t>
+      </w:r>
+    </w:p>
+    <w:p>
+      <w:r>
+        <w:br w:type="page"/>
+      </w:r>
+    </w:p>
+    <w:p>
+      <w:pPr>
+        <w:pStyle w:val="Heading1"/>
+      </w:pPr>
+      <w:r>
+        <w:t>2 Sử dụng AI trong phần việc tiếp theo</w:t>
+      </w:r>
+    </w:p>
+    <w:p>
+      <w:pPr>
+        <w:pStyle w:val="Heading2"/>
+      </w:pPr>
+      <w:r>
+        <w:t>B03 Xây dựng báo giá và checkout chống gửi lặp</w:t>
+      </w:r>
+    </w:p>
+    <w:p>
+      <w:r>
+        <w:t>Hãy hỗ trợ hoàn thiện GET /api/checkout/quote và POST /api/checkout. Mỗi cuốn sách vật lý chỉ có một bản; một giỏ có thể chứa sách của nhiều shop. Đọc OrderService rồi đề xuất phạm vi transaction và thứ tự khóa dữ liệu. Server phải tính lại giá, phí, voucher; so fingerprint với báo giá người mua đã xem; tách đơn theo shop và chốt các khoản tiền vào đơn. Request gửi lại cùng idempotency key phải trả kết quả cũ, không tạo thêm đơn hoặc trừ lượt voucher lần nữa. Viết test cho hai người mua cùng bản, giá đổi sau báo giá và lỗi khiến toàn bộ thay đổi rollback. Kiểm tra cả cách chuẩn hóa BigDecimal khi đọc từ PostgreSQL.</w:t>
+      </w:r>
+    </w:p>
+    <w:p>
+      <w:pPr>
+        <w:spacing w:after="280"/>
+      </w:pPr>
+      <w:r>
+        <w:t>Đầu ra cần lấy: controller gọi nghiệp vụ có sẵn, kiểm thử gửi lặp và tranh bản sách. Đối chiếu số tiền trên API, database và màn hình checkout.</w:t>
+      </w:r>
+    </w:p>
+    <w:p>
+      <w:pPr>
+        <w:pStyle w:val="Heading2"/>
+      </w:pPr>
+      <w:r>
+        <w:t>B04 Tích hợp payOS và kiểm thử phản hồi thanh toán</w:t>
+      </w:r>
+    </w:p>
+    <w:p>
+      <w:r>
+        <w:t>Đọc PaymentService và adapter payOS, sau đó hỗ trợ hoàn thiện POST /api/orders/{id}/payment/start, /payment/refresh, /payment/cancel và POST /payments/payos/webhook. Chỉ chuyển PAID sau khi xác minh chữ ký, mã đơn, payment link, loại tiền và số tiền. Không dùng return URL làm bằng chứng đã nhận tiền. Tạo fake gateway trong test để mô phỏng thành công, hủy, chữ ký sai, sai tiền, callback lặp, tiền đến sau khi hủy và lỗi kết nối chưa rõ kết quả. Kiểm tra đơn không được giao khi thanh toán chưa hợp lệ; lỗi chưa rõ không được tự thả sách. Trình bày rõ nhánh nào đã kiểm thử giả lập và nhánh nào còn cần webhook HTTPS thật.</w:t>
+      </w:r>
+    </w:p>
+    <w:p>
+      <w:pPr>
+        <w:spacing w:after="280"/>
+      </w:pPr>
+      <w:r>
+        <w:t>Đầu ra cần lấy: xử lý phản hồi có đối soát và test không chuyển tiền thật. Không đóng fake gateway vào ứng dụng production hoặc ghi nhận mô phỏng thành giao dịch ngân hàng.</w:t>
+      </w:r>
+    </w:p>
+    <w:p>
+      <w:r>
+        <w:br w:type="page"/>
+      </w:r>
+    </w:p>
+    <w:p>
+      <w:pPr>
+        <w:pStyle w:val="Heading1"/>
+      </w:pPr>
+      <w:r>
+        <w:t>2 Sử dụng AI trong phần việc tiếp theo</w:t>
+      </w:r>
+    </w:p>
+    <w:p>
+      <w:pPr>
+        <w:pStyle w:val="Heading2"/>
+      </w:pPr>
+      <w:r>
+        <w:t>B05 Đơn hàng trả hàng và thông báo riêng</w:t>
+      </w:r>
+    </w:p>
+    <w:p>
+      <w:r>
+        <w:t>Hỗ trợ hoàn thiện GET /api/orders, POST /api/seller/orders/{id}/status và /api/seller/orders/{id}/return/resolve dựa trên service hiện có. Người mua chỉ xem đơn của mình; người bán chỉ thao tác shop được giao. Lập bảng chuyển trạng thái và điều kiện từ chối. Yêu cầu trả chỉ áp dụng cho đơn COMPLETED và PAID trong bảy ngày; xác nhận hoàn tiền cần tham chiếu và xác nhận xử lý bên ngoài. Sách nhận lại phải về UNAVAILABLE để kiểm tra, không mở bán ngay. Rà soát WebSocket /ws để mỗi phiên chỉ nhận thay đổi đơn được phép xem. Viết test sai chủ đơn, sai shop, chuyển trạng thái không hợp lệ và phiên bị thu hồi.</w:t>
+      </w:r>
+    </w:p>
+    <w:p>
+      <w:pPr>
+        <w:spacing w:after="280"/>
+      </w:pPr>
+      <w:r>
+        <w:t>Đầu ra cần lấy: API đơn và trả hàng thống nhất với kho, thông báo không lộ đơn của người khác. Phân biệt ghi nhận hoàn tiền với API chuyển tiền tự động.</w:t>
+      </w:r>
+    </w:p>
+    <w:p>
+      <w:pPr>
+        <w:pStyle w:val="Heading2"/>
+      </w:pPr>
+      <w:r>
+        <w:t>B06 Đóng gói chạy chung và nghiệm thu trước báo cáo</w:t>
+      </w:r>
+    </w:p>
+    <w:p>
+      <w:r>
+        <w:t>Tôi cần bàn giao Góc Sách để hai bạn clone về và chạy bằng docker compose up -d --build --wait. Hãy kiểm tra Compose, cấu hình app, schema và seed; liệt kê phần máy mới cần chuẩn bị. Database demo phải độc lập, chỉ seed volume mới; khóa JWT và OTP tự sinh, key dịch vụ nhận qua config/team.properties gửi riêng. Lập checklist chạy từ bản clone sạch, đăng ký và nhận OTP qua Mailpit, gọi API bằng Bearer, đặt COD và giữ dữ liệu sau khi tạo lại container. Đối chiếu báo cáo, URL API, SQL và source ZIP với phiên bản bàn giao. Tổng hợp lỗi còn mở, giới hạn dịch vụ thật và đề xuất nội dung demo của từng thành viên, không kết luận đạt khi chưa có kết quả chạy.</w:t>
+      </w:r>
+    </w:p>
+    <w:p>
+      <w:pPr>
+        <w:spacing w:after="280"/>
+      </w:pPr>
+      <w:r>
+        <w:t>Đầu ra cần lấy: hướng dẫn một lệnh, checklist nghiệm thu và danh sách thiếu sót. Bảo kiểm tra bản đóng gói cuối; không đưa key thật vào Git hoặc thư mục nộp chung.</w:t>
+      </w:r>
+    </w:p>
+    <w:p>
+      <w:pPr>
+        <w:pStyle w:val="Heading2"/>
+      </w:pPr>
+      <w:r>
+        <w:t>Cách kiểm tra và bàn giao kết quả</w:t>
+      </w:r>
+    </w:p>
+    <w:p>
+      <w:r>
+        <w:t>Đọc phần code AI đề xuất cùng controller, service và test liên quan; kiểm tra lại quyền và dữ liệu trước khi chạy. Chạy ca đúng và ca bị từ chối, đối chiếu API với giao diện, rồi bàn giao phần giao nhau cho người phụ trách. Chỉ ghi hoàn thành khi có kết quả kiểm tra; phần dịch vụ giả lập và dịch vụ thật được tách rõ.</w:t>
       </w:r>
     </w:p>
     <w:p>

--- a/docs/reports/27_TV1_LeTrongBao.docx
+++ b/docs/reports/27_TV1_LeTrongBao.docx
@@ -277,7 +277,7 @@
               <w:rPr>
                 <w:sz w:val="18"/>
               </w:rPr>
-              <w:t>Cập nhật ngày 28/10/2026</w:t>
+              <w:t>Đồ án cuối kỳ</w:t>
             </w:r>
           </w:p>
         </w:tc>
@@ -286,7 +286,7 @@
     <w:p/>
     <w:p>
       <w:r>
-        <w:t>Đây là phân công API đã thống nhất ngày 28/10/2026, gồm phần tiếp nhận, kiểm thử và trình bày của thành viên. Tài liệu mô tả phần chức năng có trong source hiện tại, không xác nhận thay lịch sử đóng góp cá nhân. Người đứng tên cần rà soát, chỉnh theo công việc thực tế và tự trình bày được mã nguồn liên quan.</w:t>
+        <w:t>Báo cáo trình bày phần chức năng phụ trách trong dự án Góc Sách, gồm yêu cầu nghiệp vụ, luồng xử lý, API, kiểm thử và cách ứng dụng AI hỗ trợ phát triển. Các chức năng được tích hợp với những phân hệ còn lại thông qua hợp đồng dữ liệu và quy tắc phân quyền chung.</w:t>
       </w:r>
     </w:p>
     <w:tbl>
@@ -519,7 +519,7 @@
     </w:p>
     <w:p>
       <w:r>
-        <w:t>Khi trình bày, bắt đầu từ thao tác người dùng, theo request đến controller/service, chỉ ra dữ liệu đọc ghi và điều kiện từ chối. Chọn một trường hợp thành công và một trường hợp lỗi có ý nghĩa, tránh chỉ bấm qua màn hình.</w:t>
+        <w:t>Luồng xử lý bắt đầu từ thao tác người dùng, đi qua controller và service để kiểm tra dữ liệu, quyền truy cập và trạng thái nghiệp vụ. Kết quả được trả về giao diện hoặc API; các trường hợp không hợp lệ được từ chối trước khi thay đổi dữ liệu.</w:t>
       </w:r>
     </w:p>
     <w:tbl>
@@ -917,7 +917,7 @@
     <w:p/>
     <w:p>
       <w:r>
-        <w:t>Đoạn code là minh họa từ source bàn giao. Khi bảo vệ cần mở cả phương thức và lớp gọi để giải thích đầy đủ; không coi mười dòng trích là toàn bộ chức năng.</w:t>
+        <w:t>Đoạn mã minh họa thể hiện một bước xử lý trong service. Controller tiếp nhận yêu cầu, còn service áp dụng quy tắc nghiệp vụ và phối hợp với các thành phần dữ liệu liên quan.</w:t>
       </w:r>
     </w:p>
     <w:p>
@@ -935,7 +935,7 @@
     </w:p>
     <w:p>
       <w:r>
-        <w:t>Các prompt dưới đây được biên soạn và tái dựng theo phạm vi phát triển của Góc Sách, không phải bản xuất lịch sử chat. Thành viên đối chiếu với công việc thực tế trước khi dùng làm minh chứng. URL viết dạng path sử dụng base http://localhost:8080.</w:t>
+        <w:t>Các mẫu prompt dưới đây minh họa cách sử dụng AI cho từng chức năng, từ phân tích yêu cầu và thiết kế API đến kiểm thử. URL dạng path sử dụng base http://localhost:8080.</w:t>
       </w:r>
     </w:p>
     <w:p>
@@ -1113,12 +1113,12 @@
         <w:pStyle w:val="Heading1"/>
       </w:pPr>
       <w:r>
-        <w:t>3 Kiểm thử và kịch bản video</w:t>
+        <w:t>3 Kiểm thử và minh họa chức năng</w:t>
       </w:r>
     </w:p>
     <w:p>
       <w:r>
-        <w:t>Bộ test chung tại mốc bàn giao đạt 230 test. Thành viên không cần đọc tất cả log trong video, nhưng phải chỉ ra một test sát chức năng mình trình bày, nêu dữ liệu đầu vào, điều kiện mong đợi và kết quả. Fake payment không phải thanh toán ngân hàng thật.</w:t>
+        <w:t>Bộ kiểm thử chung gồm 230 test đạt. Các ca kiểm thử kết hợp luồng hợp lệ, dữ liệu sai, sai quyền và xung đột trạng thái. Thanh toán được kiểm tra bằng cổng mô phỏng để chủ động tạo các tình huống phản hồi.</w:t>
       </w:r>
     </w:p>
     <w:tbl>
@@ -1157,7 +1157,7 @@
                 <w:color w:val="FFFFFF"/>
                 <w:sz w:val="18"/>
               </w:rPr>
-              <w:t>Thời lượng gợi ý</w:t>
+              <w:t>Nhóm kiểm tra</w:t>
             </w:r>
           </w:p>
         </w:tc>
@@ -1209,7 +1209,7 @@
               <w:rPr>
                 <w:sz w:val="18"/>
               </w:rPr>
-              <w:t>0:00–0:30</w:t>
+              <w:t>Quyền truy cập</w:t>
             </w:r>
           </w:p>
         </w:tc>
@@ -1231,7 +1231,7 @@
               <w:rPr>
                 <w:sz w:val="18"/>
               </w:rPr>
-              <w:t>Xuất hiện trước camera, giới thiệu họ tên, MSSV và phạm vi đã xác nhận.</w:t>
+              <w:t>Xác định vai trò người dùng và phạm vi dữ liệu được phép truy cập.</w:t>
             </w:r>
           </w:p>
         </w:tc>
@@ -1258,7 +1258,7 @@
               <w:rPr>
                 <w:sz w:val="18"/>
               </w:rPr>
-              <w:t>0:30–1:40</w:t>
+              <w:t>Luồng hợp lệ</w:t>
             </w:r>
           </w:p>
         </w:tc>
@@ -1280,7 +1280,7 @@
               <w:rPr>
                 <w:sz w:val="18"/>
               </w:rPr>
-              <w:t>Demo một luồng chính bằng tài khoản đúng vai trò; giải thích dữ liệu trước và sau.</w:t>
+              <w:t>Thực hiện thao tác với đầu vào hợp lệ và đối chiếu kết quả trên giao diện, API và dữ liệu.</w:t>
             </w:r>
           </w:p>
         </w:tc>
@@ -1307,7 +1307,7 @@
               <w:rPr>
                 <w:sz w:val="18"/>
               </w:rPr>
-              <w:t>1:40–2:40</w:t>
+              <w:t>Dữ liệu và trạng thái</w:t>
             </w:r>
           </w:p>
         </w:tc>
@@ -1329,7 +1329,7 @@
               <w:rPr>
                 <w:sz w:val="18"/>
               </w:rPr>
-              <w:t>Mở controller/service liên quan, giải thích điều kiện quyền và quy tắc dữ liệu.</w:t>
+              <w:t>Kiểm tra điều kiện nghiệp vụ tại service và tính nhất quán trước, sau thao tác.</w:t>
             </w:r>
           </w:p>
         </w:tc>
@@ -1356,7 +1356,7 @@
               <w:rPr>
                 <w:sz w:val="18"/>
               </w:rPr>
-              <w:t>2:40–3:30</w:t>
+              <w:t>Xử lý lỗi</w:t>
             </w:r>
           </w:p>
         </w:tc>
@@ -1378,7 +1378,7 @@
               <w:rPr>
                 <w:sz w:val="18"/>
               </w:rPr>
-              <w:t>Demo một nhánh lỗi, chạy hoặc mở test có kết quả mới; nói rõ cách xử lý.</w:t>
+              <w:t>Kiểm tra dữ liệu không hợp lệ, sai quyền và xung đột; xác nhận hệ thống trả lỗi phù hợp.</w:t>
             </w:r>
           </w:p>
         </w:tc>
@@ -1405,7 +1405,7 @@
               <w:rPr>
                 <w:sz w:val="18"/>
               </w:rPr>
-              <w:t>3:30–4:00</w:t>
+              <w:t>Tích hợp</w:t>
             </w:r>
           </w:p>
         </w:tc>
@@ -1427,7 +1427,7 @@
               <w:rPr>
                 <w:sz w:val="18"/>
               </w:rPr>
-              <w:t>Nêu cách AI đã hỗ trợ thực tế, phần tự kiểm tra và giới hạn còn lại.</w:t>
+              <w:t>Kiểm tra dữ liệu trao đổi giữa các phân hệ và đối chiếu hợp đồng API.</w:t>
             </w:r>
           </w:p>
         </w:tc>
@@ -1439,32 +1439,32 @@
         <w:pStyle w:val="Heading2"/>
       </w:pPr>
       <w:r>
-        <w:t>Câu hỏi tự luyện trước khi báo cáo</w:t>
+        <w:t>Các tiêu chí kiểm tra</w:t>
       </w:r>
     </w:p>
     <w:p>
       <w:r>
-        <w:t>Dữ liệu này thuộc người dùng hoặc shop nào và server kiểm tra ở đâu?</w:t>
+        <w:t>Dữ liệu được giới hạn theo chủ sở hữu và quyền của thành viên cửa hàng.</w:t>
       </w:r>
     </w:p>
     <w:p>
       <w:r>
-        <w:t>Nếu request gửi lại hoặc hai người cùng sửa thì điều gì ngăn dữ liệu sai?</w:t>
+        <w:t>Request gửi lặp và cập nhật đồng thời được kiểm soát bằng cơ chế phù hợp với từng nghiệp vụ.</w:t>
       </w:r>
     </w:p>
     <w:p>
       <w:r>
-        <w:t>Dữ liệu nào được chốt trong đơn và vì sao không đọc giá hiện tại?</w:t>
+        <w:t>Các giá trị đã chốt trong đơn được giữ ổn định khi dữ liệu danh mục hoặc cấu hình thay đổi.</w:t>
       </w:r>
     </w:p>
     <w:p>
       <w:r>
-        <w:t>Phần nào đang dùng dịch vụ thật, phần nào giả lập; có thể chứng minh bằng test nào?</w:t>
+        <w:t>Các adapter dịch vụ được kiểm tra độc lập và kết hợp trong luồng tích hợp.</w:t>
       </w:r>
     </w:p>
     <w:p>
       <w:r>
-        <w:t>Bổ sung commit hoặc review thật tương ứng với phần việc đã thực hiện. Không chia tác giả giả hoặc tạo commit rỗng chỉ để làm bằng chứng. Rubric đã có điểm nhóm tự chấm 7,8/10; mỗi thành viên cần tự chuẩn bị phần giải thích và video.</w:t>
+        <w:t>Kết quả kiểm tra được đối chiếu giữa giao diện, API và dữ liệu để bảo đảm chức năng hoạt động thống nhất trong luồng chung của hệ thống.</w:t>
       </w:r>
     </w:p>
     <w:p>
@@ -1482,7 +1482,7 @@
     </w:p>
     <w:p>
       <w:r>
-        <w:t>Base mặc định http://localhost:8080; demo dùng http://127.0.0.1:18082. Thay port theo máy chạy. Các URL có tham số trong dấu ngoặc nhọn phải thay bằng ID hoặc slug thực tế. API riêng dùng Authorization: Bearer &lt;token&gt;.</w:t>
+        <w:t>Base mặc định http://localhost:8080. Thay port theo máy chạy. Các URL có tham số trong dấu ngoặc nhọn phải thay bằng ID hoặc slug thực tế. API riêng dùng Authorization: Bearer &lt;token&gt;.</w:t>
       </w:r>
     </w:p>
     <w:p>
@@ -2267,7 +2267,7 @@
       <w:pStyle w:val="Footer"/>
     </w:pPr>
     <w:r>
-      <w:t xml:space="preserve">Hồ sơ ngày 28 tháng 10 năm 2026                                           </w:t>
+      <w:t xml:space="preserve">Góc Sách • Đồ án Lập trình Web                                           </w:t>
     </w:r>
     <w:fldSimple w:instr="PAGE"/>
   </w:p>
